--- a/backend/media/documentos/85_final.docx
+++ b/backend/media/documentos/85_final.docx
@@ -134,145 +134,190 @@
         <w:rPr>
           <w:color w:val="000000"/>
         </w:rPr>
+        <w:t xml:space="preserve"/>
+      </w:r>
+      <w:r>
+        <w:rPr>
+          <w:color w:val="000000"/>
+          <w:sz w:val="24"/>
+          <w:szCs w:val="24"/>
+          <w:rFonts w:ascii="Arial" w:hAnsi="Arial" w:cs="Arial"/>
+        </w:rPr>
         <w:t xml:space="preserve">Esyp</w:t>
       </w:r>
-    </w:p>
-    <w:p>
-      <w:pPr>
-        <w:rPr>
-          <w:color w:val="000000"/>
-        </w:rPr>
-      </w:pPr>
-      <w:r>
-        <w:rPr>
-          <w:color w:val="000000"/>
-        </w:rPr>
-        <w:t xml:space="preserve">DE: </w:t>
-      </w:r>
-      <w:r>
-        <w:rPr>
-          <w:color w:val="000000"/>
-        </w:rPr>
-        <w:t xml:space="preserve">como esatas</w:t>
-      </w:r>
-    </w:p>
-    <w:p>
-      <w:pPr>
-        <w:rPr>
-          <w:bCs/>
-          <w:color w:val="000000"/>
-        </w:rPr>
-      </w:pPr>
-      <w:r>
-        <w:rPr>
-          <w:bCs/>
-          <w:color w:val="000000"/>
-        </w:rPr>
-        <w:t xml:space="preserve">ASUNTO:</w:t>
-      </w:r>
-      <w:r>
-        <w:rPr>
-          <w:bCs/>
-          <w:color w:val="000000"/>
-        </w:rPr>
-        <w:t xml:space="preserve"> Prueba 2</w:t>
-      </w:r>
-    </w:p>
-    <w:p>
-      <w:pPr>
-        <w:jc w:val="both"/>
-        <w:rPr>
-          <w:color w:val="000000"/>
-        </w:rPr>
-      </w:pPr>
-    </w:p>
-    <w:p>
-      <w:pPr>
-        <w:jc w:val="both"/>
-        <w:rPr>
-          <w:color w:val="000000"/>
-          <w:lang w:val="es-MX"/>
-        </w:rPr>
-      </w:pPr>
-    </w:p>
-    <w:p>
-      <w:pPr>
-        <w:jc w:val="both"/>
-        <w:rPr>
-          <w:color w:val="000000"/>
-        </w:rPr>
-      </w:pPr>
-    </w:p>
-    <w:p>
-      <w:pPr>
-        <w:jc w:val="both"/>
-        <w:rPr>
-          <w:color w:val="000000"/>
-        </w:rPr>
-      </w:pPr>
-    </w:p>
-    <w:p>
-      <w:pPr>
-        <w:jc w:val="both"/>
-        <w:rPr>
-          <w:color w:val="000000"/>
-        </w:rPr>
-      </w:pPr>
-    </w:p>
-    <w:p>
-      <w:pPr>
-        <w:rPr>
-          <w:color w:val="000000"/>
-          <w:lang w:val="es-419"/>
-        </w:rPr>
-      </w:pPr>
-      <w:r>
-        <w:rPr>
-          <w:color w:val="000000"/>
-          <w:lang w:val="es-419"/>
-        </w:rPr>
-        <w:t xml:space="preserve"/>
-      </w:r>
-      <w:r>
-        <w:rPr>
-          <w:color w:val="000000"/>
-          <w:b/>
-        </w:rPr>
-        <w:t xml:space="preserve">Negrita</w:t>
-      </w:r>
-      <w:r>
-        <w:rPr>
-          <w:color w:val="000000"/>
+      <w:r>
+        <w:rPr>
+          <w:color w:val="000000"/>
+          <w:sz w:val="24"/>
+          <w:szCs w:val="24"/>
+          <w:rFonts w:ascii="Arial" w:hAnsi="Arial" w:cs="Arial"/>
         </w:rPr>
         <w:t xml:space="preserve"/>
         <w:br/>
         <w:t xml:space="preserve"/>
       </w:r>
       <w:r>
-        <w:rPr>
-          <w:color w:val="000000"/>
+        <w:t xml:space="preserve"/>
+      </w:r>
+    </w:p>
+    <w:p>
+      <w:pPr>
+        <w:rPr>
+          <w:color w:val="000000"/>
+        </w:rPr>
+      </w:pPr>
+      <w:r>
+        <w:rPr>
+          <w:color w:val="000000"/>
+        </w:rPr>
+        <w:t xml:space="preserve">DE: </w:t>
+      </w:r>
+      <w:r>
+        <w:rPr>
+          <w:color w:val="000000"/>
+        </w:rPr>
+        <w:t xml:space="preserve"/>
+      </w:r>
+      <w:r>
+        <w:rPr>
+          <w:color w:val="000000"/>
+          <w:sz w:val="24"/>
+          <w:szCs w:val="24"/>
+          <w:rFonts w:ascii="Arial" w:hAnsi="Arial" w:cs="Arial"/>
+        </w:rPr>
+        <w:t xml:space="preserve">como esatas</w:t>
+      </w:r>
+      <w:r>
+        <w:rPr>
+          <w:color w:val="000000"/>
+          <w:sz w:val="24"/>
+          <w:szCs w:val="24"/>
+          <w:rFonts w:ascii="Arial" w:hAnsi="Arial" w:cs="Arial"/>
         </w:rPr>
         <w:t xml:space="preserve"/>
         <w:br/>
         <w:t xml:space="preserve"/>
       </w:r>
       <w:r>
-        <w:rPr>
-          <w:color w:val="000000"/>
-        </w:rPr>
-        <w:t xml:space="preserve"> </w:t>
-      </w:r>
-      <w:r>
-        <w:rPr>
-          <w:color w:val="000000"/>
+        <w:t xml:space="preserve"/>
+      </w:r>
+    </w:p>
+    <w:p>
+      <w:pPr>
+        <w:rPr>
+          <w:bCs/>
+          <w:color w:val="000000"/>
+        </w:rPr>
+      </w:pPr>
+      <w:r>
+        <w:rPr>
+          <w:bCs/>
+          <w:color w:val="000000"/>
+        </w:rPr>
+        <w:t xml:space="preserve">ASUNTO:</w:t>
+      </w:r>
+      <w:r>
+        <w:rPr>
+          <w:bCs/>
+          <w:color w:val="000000"/>
+        </w:rPr>
+        <w:t xml:space="preserve"> </w:t>
+      </w:r>
+      <w:r>
+        <w:rPr>
+          <w:color w:val="000000"/>
+          <w:sz w:val="24"/>
+          <w:szCs w:val="24"/>
+          <w:rFonts w:ascii="Arial" w:hAnsi="Arial" w:cs="Arial"/>
+        </w:rPr>
+        <w:t xml:space="preserve">Ramon</w:t>
+      </w:r>
+      <w:r>
+        <w:rPr>
+          <w:color w:val="000000"/>
+          <w:sz w:val="24"/>
+          <w:szCs w:val="24"/>
+          <w:rFonts w:ascii="Arial" w:hAnsi="Arial" w:cs="Arial"/>
         </w:rPr>
         <w:t xml:space="preserve"/>
         <w:br/>
         <w:t xml:space="preserve"/>
       </w:r>
       <w:r>
-        <w:rPr>
-          <w:color w:val="000000"/>
+        <w:t xml:space="preserve"/>
+      </w:r>
+    </w:p>
+    <w:p>
+      <w:pPr>
+        <w:jc w:val="both"/>
+        <w:rPr>
+          <w:color w:val="000000"/>
+        </w:rPr>
+      </w:pPr>
+    </w:p>
+    <w:p>
+      <w:pPr>
+        <w:jc w:val="both"/>
+        <w:rPr>
+          <w:color w:val="000000"/>
+          <w:lang w:val="es-MX"/>
+        </w:rPr>
+      </w:pPr>
+    </w:p>
+    <w:p>
+      <w:pPr>
+        <w:jc w:val="both"/>
+        <w:rPr>
+          <w:color w:val="000000"/>
+        </w:rPr>
+      </w:pPr>
+    </w:p>
+    <w:p>
+      <w:pPr>
+        <w:jc w:val="both"/>
+        <w:rPr>
+          <w:color w:val="000000"/>
+        </w:rPr>
+      </w:pPr>
+    </w:p>
+    <w:p>
+      <w:pPr>
+        <w:jc w:val="both"/>
+        <w:rPr>
+          <w:color w:val="000000"/>
+        </w:rPr>
+      </w:pPr>
+    </w:p>
+    <w:p>
+      <w:pPr>
+        <w:rPr>
+          <w:color w:val="000000"/>
+          <w:lang w:val="es-419"/>
+        </w:rPr>
+      </w:pPr>
+      <w:r>
+        <w:rPr>
+          <w:color w:val="000000"/>
+          <w:lang w:val="es-419"/>
+        </w:rPr>
+        <w:t xml:space="preserve"/>
+      </w:r>
+      <w:r>
+        <w:rPr>
+          <w:color w:val="000000"/>
+          <w:sz w:val="24"/>
+          <w:szCs w:val="24"/>
+          <w:b/>
+          <w:rFonts w:ascii="Arial" w:hAnsi="Arial" w:cs="Arial"/>
+        </w:rPr>
+        <w:t xml:space="preserve">Negrita</w:t>
+      </w:r>
+      <w:r>
+        <w:rPr>
+          <w:color w:val="000000"/>
+          <w:sz w:val="24"/>
+          <w:szCs w:val="24"/>
+          <w:rFonts w:ascii="Arial" w:hAnsi="Arial" w:cs="Arial"/>
         </w:rPr>
         <w:t xml:space="preserve"/>
         <w:br/>
@@ -281,13 +326,9 @@
       <w:r>
         <w:rPr>
           <w:color w:val="000000"/>
-          <w:i/>
-        </w:rPr>
-        <w:t xml:space="preserve">Cursiva</w:t>
-      </w:r>
-      <w:r>
-        <w:rPr>
-          <w:color w:val="000000"/>
+          <w:sz w:val="24"/>
+          <w:szCs w:val="24"/>
+          <w:rFonts w:ascii="Arial" w:hAnsi="Arial" w:cs="Arial"/>
         </w:rPr>
         <w:t xml:space="preserve"/>
         <w:br/>
@@ -296,6 +337,18 @@
       <w:r>
         <w:rPr>
           <w:color w:val="000000"/>
+          <w:sz w:val="24"/>
+          <w:szCs w:val="24"/>
+          <w:rFonts w:ascii="Arial" w:hAnsi="Arial" w:cs="Arial"/>
+        </w:rPr>
+        <w:t xml:space="preserve"> </w:t>
+      </w:r>
+      <w:r>
+        <w:rPr>
+          <w:color w:val="000000"/>
+          <w:sz w:val="24"/>
+          <w:szCs w:val="24"/>
+          <w:rFonts w:ascii="Arial" w:hAnsi="Arial" w:cs="Arial"/>
         </w:rPr>
         <w:t xml:space="preserve"/>
         <w:br/>
@@ -304,12 +357,9 @@
       <w:r>
         <w:rPr>
           <w:color w:val="000000"/>
-        </w:rPr>
-        <w:t xml:space="preserve"> </w:t>
-      </w:r>
-      <w:r>
-        <w:rPr>
-          <w:color w:val="000000"/>
+          <w:sz w:val="24"/>
+          <w:szCs w:val="24"/>
+          <w:rFonts w:ascii="Arial" w:hAnsi="Arial" w:cs="Arial"/>
         </w:rPr>
         <w:t xml:space="preserve"/>
         <w:br/>
@@ -318,6 +368,19 @@
       <w:r>
         <w:rPr>
           <w:color w:val="000000"/>
+          <w:sz w:val="24"/>
+          <w:szCs w:val="24"/>
+          <w:i/>
+          <w:rFonts w:ascii="Arial" w:hAnsi="Arial" w:cs="Arial"/>
+        </w:rPr>
+        <w:t xml:space="preserve">Cursiva</w:t>
+      </w:r>
+      <w:r>
+        <w:rPr>
+          <w:color w:val="000000"/>
+          <w:sz w:val="24"/>
+          <w:szCs w:val="24"/>
+          <w:rFonts w:ascii="Arial" w:hAnsi="Arial" w:cs="Arial"/>
         </w:rPr>
         <w:t xml:space="preserve"/>
         <w:br/>
@@ -326,12 +389,60 @@
       <w:r>
         <w:rPr>
           <w:color w:val="000000"/>
+          <w:sz w:val="24"/>
+          <w:szCs w:val="24"/>
+          <w:rFonts w:ascii="Arial" w:hAnsi="Arial" w:cs="Arial"/>
+        </w:rPr>
+        <w:t xml:space="preserve"/>
+        <w:br/>
+        <w:t xml:space="preserve"/>
+      </w:r>
+      <w:r>
+        <w:rPr>
+          <w:color w:val="000000"/>
+          <w:sz w:val="24"/>
+          <w:szCs w:val="24"/>
+          <w:rFonts w:ascii="Arial" w:hAnsi="Arial" w:cs="Arial"/>
+        </w:rPr>
+        <w:t xml:space="preserve"> </w:t>
+      </w:r>
+      <w:r>
+        <w:rPr>
+          <w:color w:val="000000"/>
+          <w:sz w:val="24"/>
+          <w:szCs w:val="24"/>
+          <w:rFonts w:ascii="Arial" w:hAnsi="Arial" w:cs="Arial"/>
+        </w:rPr>
+        <w:t xml:space="preserve"/>
+        <w:br/>
+        <w:t xml:space="preserve"/>
+      </w:r>
+      <w:r>
+        <w:rPr>
+          <w:color w:val="000000"/>
+          <w:sz w:val="24"/>
+          <w:szCs w:val="24"/>
+          <w:rFonts w:ascii="Arial" w:hAnsi="Arial" w:cs="Arial"/>
+        </w:rPr>
+        <w:t xml:space="preserve"/>
+        <w:br/>
+        <w:t xml:space="preserve"/>
+      </w:r>
+      <w:r>
+        <w:rPr>
+          <w:color w:val="000000"/>
+          <w:sz w:val="24"/>
+          <w:szCs w:val="24"/>
+          <w:rFonts w:ascii="Arial" w:hAnsi="Arial" w:cs="Arial"/>
         </w:rPr>
         <w:t xml:space="preserve">Subrayado</w:t>
       </w:r>
       <w:r>
         <w:rPr>
           <w:color w:val="000000"/>
+          <w:sz w:val="24"/>
+          <w:szCs w:val="24"/>
+          <w:rFonts w:ascii="Arial" w:hAnsi="Arial" w:cs="Arial"/>
         </w:rPr>
         <w:t xml:space="preserve"/>
         <w:br/>
@@ -695,12 +806,21 @@
                               <w:sz w:val="18"/>
                             </w:rPr>
                           </w:pPr>
+                          <w:proofErr w:type="spellStart"/>
                           <w:r>
                             <w:rPr>
                               <w:color w:val="000000"/>
                               <w:sz w:val="18"/>
                             </w:rPr>
-                            <w:t>Nit 891411663-1</w:t>
+                            <w:t>Nit</w:t>
+                          </w:r>
+                          <w:proofErr w:type="spellEnd"/>
+                          <w:r>
+                            <w:rPr>
+                              <w:color w:val="000000"/>
+                              <w:sz w:val="18"/>
+                            </w:rPr>
+                            <w:t xml:space="preserve"> 891411663-1</w:t>
                           </w:r>
                         </w:p>
                         <w:p>
@@ -716,7 +836,23 @@
                               <w:color w:val="000000"/>
                               <w:sz w:val="18"/>
                             </w:rPr>
-                            <w:t>Carrera 19 Calle 18  Santa Mónica</w:t>
+                            <w:t xml:space="preserve">Carrera 19 Calle </w:t>
+                          </w:r>
+                          <w:proofErr w:type="gramStart"/>
+                          <w:r>
+                            <w:rPr>
+                              <w:color w:val="000000"/>
+                              <w:sz w:val="18"/>
+                            </w:rPr>
+                            <w:t>18  Santa</w:t>
+                          </w:r>
+                          <w:proofErr w:type="gramEnd"/>
+                          <w:r>
+                            <w:rPr>
+                              <w:color w:val="000000"/>
+                              <w:sz w:val="18"/>
+                            </w:rPr>
+                            <w:t xml:space="preserve"> Mónica</w:t>
                           </w:r>
                         </w:p>
                         <w:p>
@@ -732,7 +868,23 @@
                               <w:color w:val="000000"/>
                               <w:sz w:val="18"/>
                             </w:rPr>
-                            <w:t xml:space="preserve">PBX: 330 2507  Fax: Ext. 266 </w:t>
+                            <w:t xml:space="preserve">PBX: 330 </w:t>
+                          </w:r>
+                          <w:proofErr w:type="gramStart"/>
+                          <w:r>
+                            <w:rPr>
+                              <w:color w:val="000000"/>
+                              <w:sz w:val="18"/>
+                            </w:rPr>
+                            <w:t>2507  Fax</w:t>
+                          </w:r>
+                          <w:proofErr w:type="gramEnd"/>
+                          <w:r>
+                            <w:rPr>
+                              <w:color w:val="000000"/>
+                              <w:sz w:val="18"/>
+                            </w:rPr>
+                            <w:t xml:space="preserve">: Ext. 266 </w:t>
                           </w:r>
                         </w:p>
                         <w:p>
@@ -1255,6 +1407,7 @@
                               <w:sz w:val="18"/>
                             </w:rPr>
                           </w:pPr>
+                          <w:proofErr w:type="gramStart"/>
                           <w:r>
                             <w:rPr>
                               <w:rFonts w:ascii="Lucida Handwriting" w:hAnsi="Lucida Handwriting"/>
@@ -1268,7 +1421,16 @@
                               <w:color w:val="auto"/>
                               <w:sz w:val="18"/>
                             </w:rPr>
-                            <w:t>¡Viviendo la Calidad para llegar a la excelencia!</w:t>
+                            <w:t>¡</w:t>
+                          </w:r>
+                          <w:proofErr w:type="gramEnd"/>
+                          <w:r>
+                            <w:rPr>
+                              <w:rFonts w:ascii="Lucida Handwriting" w:hAnsi="Lucida Handwriting"/>
+                              <w:color w:val="auto"/>
+                              <w:sz w:val="18"/>
+                            </w:rPr>
+                            <w:t>Viviendo la Calidad para llegar a la excelencia!</w:t>
                           </w:r>
                         </w:p>
                       </w:txbxContent>
@@ -2137,7 +2299,23 @@
                               <w:color w:val="000000"/>
                               <w:sz w:val="16"/>
                             </w:rPr>
-                            <w:t>Carrera 19 Calle 18  Santa Mónica</w:t>
+                            <w:t xml:space="preserve">Carrera 19 Calle </w:t>
+                          </w:r>
+                          <w:proofErr w:type="gramStart"/>
+                          <w:r>
+                            <w:rPr>
+                              <w:color w:val="000000"/>
+                              <w:sz w:val="16"/>
+                            </w:rPr>
+                            <w:t>18  Santa</w:t>
+                          </w:r>
+                          <w:proofErr w:type="gramEnd"/>
+                          <w:r>
+                            <w:rPr>
+                              <w:color w:val="000000"/>
+                              <w:sz w:val="16"/>
+                            </w:rPr>
+                            <w:t xml:space="preserve"> Mónica</w:t>
                           </w:r>
                         </w:p>
                         <w:p>
@@ -2153,7 +2331,23 @@
                               <w:color w:val="000000"/>
                               <w:sz w:val="16"/>
                             </w:rPr>
-                            <w:t xml:space="preserve">PBX: 330 2507  Fax: (6) 330 2460 </w:t>
+                            <w:t xml:space="preserve">PBX: 330 </w:t>
+                          </w:r>
+                          <w:proofErr w:type="gramStart"/>
+                          <w:r>
+                            <w:rPr>
+                              <w:color w:val="000000"/>
+                              <w:sz w:val="16"/>
+                            </w:rPr>
+                            <w:t>2507  Fax</w:t>
+                          </w:r>
+                          <w:proofErr w:type="gramEnd"/>
+                          <w:r>
+                            <w:rPr>
+                              <w:color w:val="000000"/>
+                              <w:sz w:val="16"/>
+                            </w:rPr>
+                            <w:t xml:space="preserve">: (6) 330 2460 </w:t>
                           </w:r>
                         </w:p>
                         <w:p>
